--- a/02_output/tables/descriptives/age_descriptives.docx
+++ b/02_output/tables/descriptives/age_descriptives.docx
@@ -226,7 +226,7 @@
                     <a:graphicData uri="http://schemas.openxmlformats.org/drawingml/2006/picture">
                       <pic:pic>
                         <pic:nvPicPr>
-                          <pic:cNvPr descr="tinytable_assets/tinytable_1_idntd6ixnkliveee2akzka.png" id="22" name="Picture"/>
+                          <pic:cNvPr descr="tinytable_assets/tinytable_1_id5zz1t3e68wdkgd09vatk.png" id="22" name="Picture"/>
                           <pic:cNvPicPr>
                             <a:picLocks noChangeArrowheads="1" noChangeAspect="1"/>
                           </pic:cNvPicPr>
@@ -438,6 +438,8 @@
     </w:pPr>
     <w:rPr>
       <w:rFonts w:asciiTheme="majorHAnsi" w:cstheme="majorBidi" w:eastAsiaTheme="majorEastAsia" w:hAnsiTheme="majorHAnsi"/>
+      <w:spacing w:val="-10"/>
+      <w:kern w:val="28"/>
       <w:sz w:val="56"/>
       <w:szCs w:val="56"/>
     </w:rPr>
@@ -450,6 +452,8 @@
     <w:rsid w:val="00A10FD9"/>
     <w:rPr>
       <w:rFonts w:asciiTheme="majorHAnsi" w:cstheme="majorBidi" w:eastAsiaTheme="majorEastAsia" w:hAnsiTheme="majorHAnsi"/>
+      <w:spacing w:val="-10"/>
+      <w:kern w:val="28"/>
       <w:sz w:val="56"/>
       <w:szCs w:val="56"/>
     </w:rPr>
@@ -490,31 +494,23 @@
   </w:style>
   <w:style w:customStyle="1" w:styleId="Author" w:type="paragraph">
     <w:name w:val="Author"/>
-    <w:basedOn w:val="Title"/>
     <w:next w:val="BodyText"/>
     <w:qFormat/>
     <w:pPr>
       <w:keepNext/>
       <w:keepLines/>
-    </w:pPr>
-    <w:rPr>
-      <w:sz w:val="24"/>
-      <w:szCs w:val="24"/>
-    </w:rPr>
+      <w:jc w:val="center"/>
+    </w:pPr>
   </w:style>
   <w:style w:styleId="Date" w:type="paragraph">
     <w:name w:val="Date"/>
-    <w:basedOn w:val="Title"/>
     <w:next w:val="BodyText"/>
     <w:qFormat/>
     <w:pPr>
       <w:keepNext/>
       <w:keepLines/>
-    </w:pPr>
-    <w:rPr>
-      <w:sz w:val="24"/>
-      <w:szCs w:val="24"/>
-    </w:rPr>
+      <w:jc w:val="center"/>
+    </w:pPr>
   </w:style>
   <w:style w:customStyle="1" w:styleId="AbstractTitle" w:type="paragraph">
     <w:name w:val="Abstract Title"/>
